--- a/docs/SysReq_PanTiltTracker_v1_3.docx
+++ b/docs/SysReq_PanTiltTracker_v1_3.docx
@@ -52,12 +52,6 @@
         <w:gridCol w:w="6860"/>
       </w:tblGrid>
       <w:tr>
-        <w:tblPrEx>
-          <w:tblCellMar>
-            <w:top w:w="0" w:type="dxa"/>
-            <w:bottom w:w="0" w:type="dxa"/>
-          </w:tblCellMar>
-        </w:tblPrEx>
         <w:tc>
           <w:tcPr>
             <w:tcW w:w="2500" w:type="dxa"/>
@@ -115,12 +109,6 @@
         </w:tc>
       </w:tr>
       <w:tr>
-        <w:tblPrEx>
-          <w:tblCellMar>
-            <w:top w:w="0" w:type="dxa"/>
-            <w:bottom w:w="0" w:type="dxa"/>
-          </w:tblCellMar>
-        </w:tblPrEx>
         <w:tc>
           <w:tcPr>
             <w:tcW w:w="2500" w:type="dxa"/>
@@ -185,12 +173,6 @@
         </w:tc>
       </w:tr>
       <w:tr>
-        <w:tblPrEx>
-          <w:tblCellMar>
-            <w:top w:w="0" w:type="dxa"/>
-            <w:bottom w:w="0" w:type="dxa"/>
-          </w:tblCellMar>
-        </w:tblPrEx>
         <w:tc>
           <w:tcPr>
             <w:tcW w:w="2500" w:type="dxa"/>
@@ -242,18 +224,33 @@
                 <w:sz w:val="20"/>
                 <w:szCs w:val="20"/>
               </w:rPr>
-              <w:t>2026-JUN-28</w:t>
+              <w:t>2026-</w:t>
+            </w:r>
+            <w:r>
+              <w:rPr>
+                <w:sz w:val="20"/>
+                <w:szCs w:val="20"/>
+              </w:rPr>
+              <w:t>AUG</w:t>
+            </w:r>
+            <w:r>
+              <w:rPr>
+                <w:sz w:val="20"/>
+                <w:szCs w:val="20"/>
+              </w:rPr>
+              <w:t>-</w:t>
+            </w:r>
+            <w:r>
+              <w:rPr>
+                <w:sz w:val="20"/>
+                <w:szCs w:val="20"/>
+              </w:rPr>
+              <w:t>06</w:t>
             </w:r>
           </w:p>
         </w:tc>
       </w:tr>
       <w:tr>
-        <w:tblPrEx>
-          <w:tblCellMar>
-            <w:top w:w="0" w:type="dxa"/>
-            <w:bottom w:w="0" w:type="dxa"/>
-          </w:tblCellMar>
-        </w:tblPrEx>
         <w:tc>
           <w:tcPr>
             <w:tcW w:w="2500" w:type="dxa"/>
@@ -1544,12 +1541,6 @@
         <w:gridCol w:w="4560"/>
       </w:tblGrid>
       <w:tr>
-        <w:tblPrEx>
-          <w:tblCellMar>
-            <w:top w:w="0" w:type="dxa"/>
-            <w:bottom w:w="0" w:type="dxa"/>
-          </w:tblCellMar>
-        </w:tblPrEx>
         <w:tc>
           <w:tcPr>
             <w:tcW w:w="1200" w:type="dxa"/>
@@ -1668,12 +1659,6 @@
         </w:tc>
       </w:tr>
       <w:tr>
-        <w:tblPrEx>
-          <w:tblCellMar>
-            <w:top w:w="0" w:type="dxa"/>
-            <w:bottom w:w="0" w:type="dxa"/>
-          </w:tblCellMar>
-        </w:tblPrEx>
         <w:tc>
           <w:tcPr>
             <w:tcW w:w="1200" w:type="dxa"/>
@@ -1780,12 +1765,6 @@
         </w:tc>
       </w:tr>
       <w:tr>
-        <w:tblPrEx>
-          <w:tblCellMar>
-            <w:top w:w="0" w:type="dxa"/>
-            <w:bottom w:w="0" w:type="dxa"/>
-          </w:tblCellMar>
-        </w:tblPrEx>
         <w:tc>
           <w:tcPr>
             <w:tcW w:w="1200" w:type="dxa"/>
@@ -1892,12 +1871,6 @@
         </w:tc>
       </w:tr>
       <w:tr>
-        <w:tblPrEx>
-          <w:tblCellMar>
-            <w:top w:w="0" w:type="dxa"/>
-            <w:bottom w:w="0" w:type="dxa"/>
-          </w:tblCellMar>
-        </w:tblPrEx>
         <w:tc>
           <w:tcPr>
             <w:tcW w:w="1200" w:type="dxa"/>
@@ -2020,12 +1993,6 @@
         </w:tc>
       </w:tr>
       <w:tr>
-        <w:tblPrEx>
-          <w:tblCellMar>
-            <w:top w:w="0" w:type="dxa"/>
-            <w:bottom w:w="0" w:type="dxa"/>
-          </w:tblCellMar>
-        </w:tblPrEx>
         <w:tc>
           <w:tcPr>
             <w:tcW w:w="1200" w:type="dxa"/>
